--- a/research/sci-publication-plan/p1/submission/manuscript_anonymised.docx
+++ b/research/sci-publication-plan/p1/submission/manuscript_anonymised.docx
@@ -2,13 +2,13 @@
 <file path=word/document.xml><?xml version="1.0" encoding="utf-8"?>
 <w:document xmlns:w="http://schemas.openxmlformats.org/wordprocessingml/2006/main" xmlns:m="http://schemas.openxmlformats.org/officeDocument/2006/math" xmlns:r="http://schemas.openxmlformats.org/officeDocument/2006/relationships" xmlns:o="urn:schemas-microsoft-com:office:office" xmlns:v="urn:schemas-microsoft-com:vml" xmlns:w10="urn:schemas-microsoft-com:office:word" xmlns:a="http://schemas.openxmlformats.org/drawingml/2006/main" xmlns:pic="http://schemas.openxmlformats.org/drawingml/2006/picture" xmlns:wp="http://schemas.openxmlformats.org/drawingml/2006/wordprocessingDrawing">
   <w:body>
-    <w:bookmarkStart w:id="51" w:name="Xc65711f0e6ceb4e8495c14383ac817d46ab7be5"/>
+    <w:bookmarkStart w:id="51" w:name="Xe2ddf5008c7f3304079a7b9ac88c489847bdcfe"/>
     <w:p>
       <w:pPr>
         <w:pStyle w:val="Heading1"/>
       </w:pPr>
       <w:r>
-        <w:t xml:space="preserve">Better torn than wrong: auditing generative AI images of Peking opera costume against the dress code</w:t>
+        <w:t xml:space="preserve">Better torn than wrong: auditing three generative AI image services against the Peking opera dress code</w:t>
       </w:r>
     </w:p>
     <w:bookmarkStart w:id="20" w:name="abstract"/>
@@ -25,7 +25,7 @@
         <w:pStyle w:val="FirstParagraph"/>
       </w:pPr>
       <w:r>
-        <w:t xml:space="preserve">Peking opera costume is governed by a prescriptive dress code that assigns garment type, colour, pattern, headwear and emblematic props to each role, yet generative image models now produce such costumes without any audit against it. I generated 144 full-body images of eight canonical roles in three commercial channels (Doubao, Meta AI, Hunyuan Image Alpha) under two prompt designs: a minimal prompt naming only role and play, and a structured one specifying the codified attributes. Six dimensions were coded for each image, giving 791 analysable judgements (inter-coder κ = 0.70). Only 38.9% of images were fully compliant, with errors concentrated in headwear and small emblematic items. Specifying the code reduced the odds of violation to 6.6% of the minimal condition (OR 0.066, 95% CI 0.038–0.116, p &lt; .001), with no channel-by-strategy interaction. The models reproduce the appearance of Peking opera costume but not the rules that assign it.</w:t>
+        <w:t xml:space="preserve">Peking opera costume is governed by a prescriptive dress code that assigns garment type, colour, pattern, headwear and emblematic props to each role, yet generative image models now produce such costumes without any audit against it. I generated 144 full-body images of eight canonical roles in three commercial channels (Doubao, Meta AI, Hunyuan Image Alpha) under two prompt designs: a minimal prompt naming only role and play, and a structured one specifying the codified attributes. Six dimensions were coded for each image, giving 791 analysable judgements (inter-coder κ = 0.70). Only 38.9% of images were fully compliant, with errors concentrated in headwear and small emblematic items. Specifying the code reduced the odds of violation to 6.6% of the minimal condition (OR 0.066, 95% CI 0.038–0.116, p &lt; .001), with no channel-by-strategy interaction. The three channels reproduce the appearance of Peking opera costume but not the rules that assign it.</w:t>
       </w:r>
     </w:p>
     <w:p>
@@ -424,7 +424,7 @@
         <w:pStyle w:val="FirstParagraph"/>
       </w:pPr>
       <w:r>
-        <w:t xml:space="preserve">The study used a 3 × 2 × 8 factorial design with three generation channels (Doubao, Meta AI, and Hunyuan Image Alpha through Tencent WorkBuddy), two prompt strategies (P1, role and play only; P2, role and play plus the dress code) and eight roles. Each cell produced three images, 144 in total, and the roles were held constant across conditions as a blocking factor. Coding each image on six dimensions gave 864 cells. Seventy-three were coded NA, 71 of them because colour was not scored for four roles and 2 because accessories were hidden, leaving 791 items for analysis.</w:t>
+        <w:t xml:space="preserve">The study used a 3 × 2 × 8 factorial design with three generation channels (Doubao, Meta AI, and Hunyuan Image Alpha through Tencent WorkBuddy), two prompt strategies (P1, role and play only; P2, role and play plus the dress code) and eight roles. The channels are a purposive sample of tools that a designer in my position could readily use, not a representative sample of image generators: Doubao, one of the most widely used AI assistants in China; Meta AI, from one of the leading international developers; and Tencent WorkBuddy, a work platform I used regularly, which gave access to Tencent’s Hunyuan image model. Each cell produced three images, 144 in total, and the roles were held constant across conditions as a blocking factor. Coding each image on six dimensions gave 864 cells. Seventy-three were coded NA, 71 of them because colour was not scored for four roles and 2 because accessories were hidden, leaving 791 items for analysis.</w:t>
       </w:r>
     </w:p>
     <w:bookmarkEnd w:id="25"/>
@@ -671,7 +671,7 @@
         <w:pStyle w:val="FirstParagraph"/>
       </w:pPr>
       <w:r>
-        <w:t xml:space="preserve">Fifty-six of the 144 images (38.9%) complied on all six dimensions. Under P1 the channels differed widely (Table 3, Figure 1). Hunyuan Image Alpha broke the code on 75.9% of codable items and produced no fully compliant image, Meta AI broke it on 19.8% with 11 of 24 images fully compliant, and Doubao fell in between.</w:t>
+        <w:t xml:space="preserve">Fifty-six of the 144 images (38.9%) complied on all six dimensions. Under P1 the channels differed widely (Table 3, Figure 1). Hunyuan Image Alpha broke the code on 75.9% of codable items and produced no fully compliant image, Meta AI broke it on 19.8% with 11 of 24 images fully compliant, and Doubao fell in between. The channels differed in how many errors they made more than in where they made them: headwear was among the two most frequently violated dimensions and cross-cultural substitution the least frequent in all three channels (Supplementary material S2).</w:t>
       </w:r>
     </w:p>
     <w:p>
@@ -924,7 +924,7 @@
         <w:pStyle w:val="BodyText"/>
       </w:pPr>
       <w:r>
-        <w:t xml:space="preserve">The models seem to have learned what Peking opera costume looks like without learning who may wear what. The dress code ties each costume to a character, a role type and a play at once, whereas a generative model is only asked for something that looks like Peking opera. Every one of the 144 images was recognisable as a theatre figure, and fewer than four in ten were correct.</w:t>
+        <w:t xml:space="preserve">The three channels seem to have learned what Peking opera costume looks like without learning who may wear what. The dress code ties each costume to a character, a role type and a play at once, whereas a generative model is only asked for something that looks like Peking opera. Every one of the 144 images was recognisable as a theatre figure, and fewer than four in ten were correct.</w:t>
       </w:r>
     </w:p>
     <w:bookmarkEnd w:id="39"/>
@@ -986,7 +986,7 @@
         <w:pStyle w:val="FirstParagraph"/>
       </w:pPr>
       <w:r>
-        <w:t xml:space="preserve">The smallest items in a costume do most of the work of identification: the crescent, the cangue, the clown patch, the back flags, the plumes. In a designer’s terms they belong to the symbolic layer of the costume, the garment to its structure. A python robe drawn imperfectly is still a theatre costume; without the crescent, Bao Zheng is no longer Bao Zheng. Image models are trained to match overall appearance, so they are weakest exactly where an element is small and carries much of the meaning. The coding struggled at the same point, since most D5 disagreements concerned whether a substitute counts. Future audits should define identifying markers as separate yes-or-no items.</w:t>
+        <w:t xml:space="preserve">The smallest items in a costume do most of the work of identification: the crescent, the cangue, the clown patch, the back flags, the plumes. In a designer’s terms they belong to the symbolic layer of the costume, the garment to its structure. A python robe drawn imperfectly is still a theatre costume; without the crescent, Bao Zheng is no longer Bao Zheng. Image models are trained mainly to match overall appearance, which may explain why these channels were weakest exactly where an element is small and carries much of the meaning. The coding struggled at the same point, since most D5 disagreements concerned whether a substitute counts. Future audits should define identifying markers as separate yes-or-no items.</w:t>
       </w:r>
     </w:p>
     <w:bookmarkEnd w:id="41"/>
@@ -1108,7 +1108,7 @@
         <w:pStyle w:val="FirstParagraph"/>
       </w:pPr>
       <w:r>
-        <w:t xml:space="preserve">The study tested three consumer channels on a single day with English prompts. Their internal prompt handling could not be observed, model updates may change the results, and the effects of language and channel could not be separated. Blinding was incomplete for two of the three channels. The second coder was a language model, and coder A consulted an AI assistant for references and terminology while coding. Sources differ on whether Guan Yu’s helmet may carry plumes; treating those three images as compliant does not change the conclusions (Supplementary material S2). The eight roles cover part of the repertoire, with three images per condition, and fine detail was not assessed.</w:t>
+        <w:t xml:space="preserve">The study tested three consumer channels on a single day with English prompts. Their internal prompt handling could not be observed, model updates may change the results, and the effects of language and channel could not be separated. Blinding was incomplete for two of the three channels. The second coder was a language model, and coder A consulted an AI assistant for references and terminology while coding. Sources differ on whether Guan Yu’s helmet may carry plumes; treating those three images as compliant does not change the conclusions (Supplementary material S2). The eight roles cover part of the repertoire, with three images per condition, and fine detail was not assessed. The three channels were a purposive sample, so the differences between them should not be read as a ranking of products, and whether other generators, including open-source models, show the same pattern needs separate testing.</w:t>
       </w:r>
     </w:p>
     <w:bookmarkEnd w:id="44"/>
@@ -1127,7 +1127,7 @@
         <w:pStyle w:val="FirstParagraph"/>
       </w:pPr>
       <w:r>
-        <w:t xml:space="preserve">Asked for a named Peking opera role, three widely used image generators broke the dress code more often than they kept it, most of all in headwear and the small markers that identify a character. Writing the code into the prompt prevented most of these errors, but only a user who already knows the code can write it. The models reproduce the look of the costume without the knowledge of who may wear what. They can draw a costume for a designer; deciding whether it is right is still the designer’s work.</w:t>
+        <w:t xml:space="preserve">Asked for a named Peking opera role, three widely used image generators broke the dress code more often than they kept it, most of all in headwear and the small markers that identify a character. Writing the code into the prompt prevented most of these errors, but only a user who already knows the code can write it. The three channels reproduce the look of the costume without the knowledge of who may wear what. They can draw a costume for a designer; deciding whether it is right is still the designer’s work.</w:t>
       </w:r>
     </w:p>
     <w:bookmarkEnd w:id="46"/>

--- a/research/sci-publication-plan/p1/submission/manuscript_anonymised.docx
+++ b/research/sci-publication-plan/p1/submission/manuscript_anonymised.docx
@@ -424,7 +424,7 @@
         <w:pStyle w:val="FirstParagraph"/>
       </w:pPr>
       <w:r>
-        <w:t xml:space="preserve">The study used a 3 × 2 × 8 factorial design with three generation channels (Doubao, Meta AI, and Hunyuan Image Alpha through Tencent WorkBuddy), two prompt strategies (P1, role and play only; P2, role and play plus the dress code) and eight roles. The channels are a purposive sample of tools that a designer in my position could readily use, not a representative sample of image generators: Doubao, one of the most widely used AI assistants in China; Meta AI, from one of the leading international developers; and Tencent WorkBuddy, a work platform I used regularly, which gave access to Tencent’s Hunyuan image model. Each cell produced three images, 144 in total, and the roles were held constant across conditions as a blocking factor. Coding each image on six dimensions gave 864 cells. Seventy-three were coded NA, 71 of them because colour was not scored for four roles and 2 because accessories were hidden, leaving 791 items for analysis.</w:t>
+        <w:t xml:space="preserve">The study used a 3 × 2 × 8 factorial design with three generation channels (Doubao, Meta AI, and Hunyuan Image Alpha through Tencent WorkBuddy), two prompt strategies (P1, role and play only; P2, role and play plus the dress code) and eight roles. The channels are a purposive sample of tools that a designer in my position could readily use, not a representative sample of image generators: Doubao, the AI-native app with the most monthly active users in China in 2026 (QuestMobile, 2026); Meta AI, from one of the leading international developers; and Tencent WorkBuddy, a work platform I used regularly, which gave access to Tencent’s Hunyuan image model. Each cell produced three images, 144 in total, and the roles were held constant across conditions as a blocking factor. Coding each image on six dimensions gave 864 cells. Seventy-three were coded NA, 71 of them because colour was not scored for four roles and 2 because accessories were hidden, leaving 791 items for analysis.</w:t>
       </w:r>
     </w:p>
     <w:bookmarkEnd w:id="25"/>
@@ -1664,6 +1664,30 @@
       </w:r>
       <w:r>
         <w:t xml:space="preserve">[The Chinese Peking opera costume trunk]. Shanghai Lexicographical Publishing House.</w:t>
+      </w:r>
+    </w:p>
+    <w:p>
+      <w:pPr>
+        <w:pStyle w:val="BodyText"/>
+      </w:pPr>
+      <w:r>
+        <w:t xml:space="preserve">QuestMobile. (2026).</w:t>
+      </w:r>
+      <w:r>
+        <w:t xml:space="preserve"> </w:t>
+      </w:r>
+      <w:r>
+        <w:rPr>
+          <w:iCs/>
+          <w:i/>
+        </w:rPr>
+        <w:t xml:space="preserve">2026 nian AI yingyong shichang fazhan bannianbao</w:t>
+      </w:r>
+      <w:r>
+        <w:t xml:space="preserve"> </w:t>
+      </w:r>
+      <w:r>
+        <w:t xml:space="preserve">[2026 half-year report on the development of the AI application market]. https://www.questmobile.com.cn/research/report/2076954943839809537/</w:t>
       </w:r>
     </w:p>
     <w:p>

--- a/research/sci-publication-plan/p1/submission/manuscript_anonymised.docx
+++ b/research/sci-publication-plan/p1/submission/manuscript_anonymised.docx
@@ -837,7 +837,7 @@
         <w:pStyle w:val="FirstParagraph"/>
       </w:pPr>
       <w:r>
-        <w:t xml:space="preserve">One Hunyuan Image Alpha image reproduced the watermark of a stock-photo site,</w:t>
+        <w:t xml:space="preserve">One Hunyuan Image Alpha image reproduced the watermark of a website,</w:t>
       </w:r>
       <w:r>
         <w:t xml:space="preserve"> </w:t>
@@ -880,7 +880,7 @@
         <w:pStyle w:val="FirstParagraph"/>
       </w:pPr>
       <w:r>
-        <w:t xml:space="preserve">The consort and the woman general (huashan and daomadan) had the fewest violations; the clown, the prisoner and the strategist (wenchou, qingyi and laosheng) the most (Table 5). Costume complexity does not explain the difference. Yang Yuhuan’s phoenix crown, cloud collar and jade belt, or Mu Guiying’s flags and plumes, are no simpler than Su San’s cangue. A likelier reason is how often and how clearly each type appears in the training data. The consort and the woman general resemble widely circulated</w:t>
+        <w:t xml:space="preserve">The consort and the woman general (huashan and daomadan) had the fewest violations; the clown, the prisoner and the strategist (wenchou, qingyi and laosheng) the most (Table 5). Costume complexity does not explain the difference. Yang Yuhuan’s phoenix crown, cloud collar and jade belt, or Mu Guiying’s flags and plumes, are no simpler than Su San’s cangue. One possible reason is how often and how clearly each type appears in the training data. The consort and the woman general resemble widely circulated</w:t>
       </w:r>
       <w:r>
         <w:t xml:space="preserve"> </w:t>
@@ -950,25 +950,7 @@
         <w:pStyle w:val="BodyText"/>
       </w:pPr>
       <w:r>
-        <w:t xml:space="preserve">This bears on the claim that generative AI</w:t>
-      </w:r>
-      <w:r>
-        <w:t xml:space="preserve"> </w:t>
-      </w:r>
-      <w:r>
-        <w:t xml:space="preserve">“</w:t>
-      </w:r>
-      <w:r>
-        <w:t xml:space="preserve">democratises</w:t>
-      </w:r>
-      <w:r>
-        <w:t xml:space="preserve">”</w:t>
-      </w:r>
-      <w:r>
-        <w:t xml:space="preserve"> </w:t>
-      </w:r>
-      <w:r>
-        <w:t xml:space="preserve">design. It makes drawing cheap, but knowing what is correct costs as much as before, and that knowledge now carries more of the weight. It also means the prompt cannot replace review: two thirds of Hunyuan Image Alpha’s P2 images still contained an error. One might object that P2 simply hands the model the answers. That is what the comparison was designed to test, and the answer is mixed. Models followed stated rules on colour almost perfectly but kept failing on the headwear and small markers that had failed under P1, which suggests that some rules are hard for these systems to carry out even when they are written down. Both translation errors (Section 3.5) also occurred under P2, so the estimated benefit of stating the code is, if anything, conservative.</w:t>
+        <w:t xml:space="preserve">Generative tools make drawing cheap, but knowing what is correct costs as much as before, and that knowledge now carries more of the weight. It also means the prompt cannot replace review: two thirds of Hunyuan Image Alpha’s P2 images still contained an error. One might object that P2 simply hands the model the answers. That is what the comparison was designed to test, and the answer is mixed. Models followed stated rules on colour almost perfectly but kept failing on the headwear and small markers that had failed under P1, which suggests that some rules are hard for these systems to carry out even when they are written down. Both translation errors (Section 3.5) also occurred under P2, so the estimated benefit of stating the code is, if anything, conservative.</w:t>
       </w:r>
     </w:p>
     <w:bookmarkEnd w:id="40"/>
@@ -1127,7 +1109,7 @@
         <w:pStyle w:val="FirstParagraph"/>
       </w:pPr>
       <w:r>
-        <w:t xml:space="preserve">Asked for a named Peking opera role, three widely used image generators broke the dress code more often than they kept it, most of all in headwear and the small markers that identify a character. Writing the code into the prompt prevented most of these errors, but only a user who already knows the code can write it. The three channels reproduce the look of the costume without the knowledge of who may wear what. They can draw a costume for a designer; deciding whether it is right is still the designer’s work.</w:t>
+        <w:t xml:space="preserve">Asked for a named Peking opera role, three image generators broke the dress code more often than they kept it, most of all in headwear and the small markers that identify a character. Writing the code into the prompt prevented most of these errors, but only a user who already knows the code can write it. The three channels reproduce the look of the costume without the knowledge of who may wear what. They can draw a costume for a designer; deciding whether it is right is still the designer’s work.</w:t>
       </w:r>
     </w:p>
     <w:bookmarkEnd w:id="46"/>

--- a/research/sci-publication-plan/p1/submission/manuscript_anonymised.docx
+++ b/research/sci-publication-plan/p1/submission/manuscript_anonymised.docx
@@ -25,7 +25,7 @@
         <w:pStyle w:val="FirstParagraph"/>
       </w:pPr>
       <w:r>
-        <w:t xml:space="preserve">Peking opera costume is governed by a prescriptive dress code that assigns garment type, colour, pattern, headwear and emblematic props to each role, yet generative image models now produce such costumes without any audit against it. I generated 144 full-body images of eight canonical roles in three commercial channels (Doubao, Meta AI, Hunyuan Image Alpha) under two prompt designs: a minimal prompt naming only role and play, and a structured one specifying the codified attributes. Six dimensions were coded for each image, giving 791 analysable judgements (inter-coder κ = 0.70). Only 38.9% of images were fully compliant, with errors concentrated in headwear and small emblematic items. Specifying the code reduced the odds of violation to 6.6% of the minimal condition (OR 0.066, 95% CI 0.038–0.116, p &lt; .001), with no channel-by-strategy interaction. The three channels reproduce the appearance of Peking opera costume but not the rules that assign it.</w:t>
+        <w:t xml:space="preserve">Peking opera costume follows a written dress code that assigns garment, colour, pattern, headwear and props to each role, yet generated images of it have not been audited against that code. I generated 144 full-body images of eight canonical roles in three commercial channels (Doubao, Meta AI, Hunyuan Image Alpha) under two prompts: a minimal one naming role and play, and a structured one adding the codified attributes. Coding six dimensions per image gave 791 judgements (inter-coder κ = 0.70). Only 38.9% of images were fully compliant, with errors concentrated in headwear and small emblematic items. Under the structured prompt the odds of violation were 6.6% of those under the minimal prompt (OR 0.066, 95% CI 0.038–0.116), an effect confounded with the prompt’s greater length, with no channel-by-strategy interaction. The three channels reproduce the appearance of Peking opera costume but not the rules that assign it.</w:t>
       </w:r>
     </w:p>
     <w:p>
@@ -87,7 +87,7 @@
         <w:pStyle w:val="BodyText"/>
       </w:pPr>
       <w:r>
-        <w:t xml:space="preserve">Generative image models have entered this field over the past few years. Opera posters, cultural merchandise and draft stage costumes now often start from a prompt, and technical studies have followed, from diffusion generation constrained by a knowledge graph (Zhang, Y. et al., 2026) to an animation system designed around the problem of</w:t>
+        <w:t xml:space="preserve">Generative image models have entered this field over the past few years. Short-video platforms now offer</w:t>
       </w:r>
       <w:r>
         <w:t xml:space="preserve"> </w:t>
@@ -96,6 +96,24 @@
         <w:t xml:space="preserve">“</w:t>
       </w:r>
       <w:r>
+        <w:t xml:space="preserve">AI opera costume change</w:t>
+      </w:r>
+      <w:r>
+        <w:t xml:space="preserve">”</w:t>
+      </w:r>
+      <w:r>
+        <w:t xml:space="preserve"> </w:t>
+      </w:r>
+      <w:r>
+        <w:t xml:space="preserve">features that dress a user’s photograph in opera costume (Gong, 2026), and technical studies have followed, from diffusion generation constrained by a knowledge graph (Zhang, Y. et al., 2026) to an animation system designed around the problem of</w:t>
+      </w:r>
+      <w:r>
+        <w:t xml:space="preserve"> </w:t>
+      </w:r>
+      <w:r>
+        <w:t xml:space="preserve">“</w:t>
+      </w:r>
+      <w:r>
         <w:t xml:space="preserve">regulation distortion</w:t>
       </w:r>
       <w:r>
@@ -113,7 +131,7 @@
         <w:pStyle w:val="BodyText"/>
       </w:pPr>
       <w:r>
-        <w:t xml:space="preserve">An image can be recognisable at a glance as a Peking opera figure and still put a python robe on the wrong character, leave Su San without her cangue or paint Bao Zheng’s face on the back of his head. A layperson will rarely notice such errors; an expert notices them at once. Since most people who now use these tools are laypeople, the question of whether generative models belong in this workflow calls for a rule-by-rule check against the dress code.</w:t>
+        <w:t xml:space="preserve">An image can be recognisable at a glance as a Peking opera figure and still put a python robe on the wrong character, leave Su San without her cangue or paint Bao Zheng’s face on the back of his head. Such errors may pass unnoticed by a layperson, while an expert would see them at once. Since most people who now use these tools are laypeople, the question of whether generative models belong in this workflow calls for a rule-by-rule check against the dress code.</w:t>
       </w:r>
     </w:p>
     <w:p>
@@ -121,7 +139,7 @@
         <w:pStyle w:val="BodyText"/>
       </w:pPr>
       <w:r>
-        <w:t xml:space="preserve">This study is such an audit. I tested three generation channels: Doubao, Meta AI (Muse), and Tencent WorkBuddy, which calls Hunyuan Image Alpha. Each received two kinds of prompt, one naming only the role and the play and one that also stated the dress code, for eight canonical roles, with three images per cell. The 144 images were coded on six dimensions and analysed with the image–dimension pair as the unit of observation. I asked how often the dress code is violated when it is not stated (RQ1), in which dimensions and roles the errors concentrate (RQ2), and whether stating the code reduces violations equally across channels (RQ3). The study offers a six-dimension codebook that others can reuse, a description of where the errors fall, and an estimate of how much an explicit dress code in the prompt helps. All three channels are conversational products that may rewrite prompts internally, so the findings describe the channels designers actually use rather than the underlying models.</w:t>
+        <w:t xml:space="preserve">This study is such an audit. I tested three generation channels: Doubao, Meta AI (Muse), and Tencent WorkBuddy, which calls Hunyuan Image Alpha. Each received two kinds of prompt, one naming only the role and the play and one that also stated the dress code, for eight canonical roles, with three images per cell. The 144 images were coded on six dimensions and analysed with the image–dimension pair as the unit of observation. I asked how often the dress code is violated when it is not stated (RQ1), in which dimensions and roles the errors concentrate (RQ2), and whether violations are fewer when the code is stated, equally across channels (RQ3). The study offers a six-dimension codebook that others can reuse, a description of where the errors fall, and an estimate of how far violations fall when the code is written into the prompt, and of what remains. All three channels are conversational products that may rewrite prompts internally, so the findings describe the channels designers actually use rather than the underlying models.</w:t>
       </w:r>
     </w:p>
     <w:bookmarkStart w:id="21" w:name="the-dress-code-of-peking-opera-costume"/>
@@ -138,7 +156,7 @@
         <w:pStyle w:val="FirstParagraph"/>
       </w:pPr>
       <w:r>
-        <w:t xml:space="preserve">The wardrobe is kept in trunks by function. The main costume trunk, the second and third costume trunks, the helmet trunk and the trunk for flags and weapons each hold their own items, so that costume, headwear and props are issued together; monographs on the wardrobe follow the same division (Liu, Y., 2002). The practice goes back to the</w:t>
+        <w:t xml:space="preserve">The wardrobe is kept in trunks by function, so that costume, headwear and props are issued together (Liu, Y., 2002). The practice goes back to the</w:t>
       </w:r>
       <w:r>
         <w:t xml:space="preserve"> </w:t>
@@ -154,55 +172,7 @@
         <w:t xml:space="preserve"> </w:t>
       </w:r>
       <w:r>
-        <w:t xml:space="preserve">(穿关), the costume notes attached to each character in Ming court performances, and its terminology passed through</w:t>
-      </w:r>
-      <w:r>
-        <w:t xml:space="preserve"> </w:t>
-      </w:r>
-      <w:r>
-        <w:rPr>
-          <w:iCs/>
-          <w:i/>
-        </w:rPr>
-        <w:t xml:space="preserve">xingtou</w:t>
-      </w:r>
-      <w:r>
-        <w:t xml:space="preserve"> </w:t>
-      </w:r>
-      <w:r>
-        <w:t xml:space="preserve">(行头),</w:t>
-      </w:r>
-      <w:r>
-        <w:t xml:space="preserve"> </w:t>
-      </w:r>
-      <w:r>
-        <w:rPr>
-          <w:iCs/>
-          <w:i/>
-        </w:rPr>
-        <w:t xml:space="preserve">xiyi</w:t>
-      </w:r>
-      <w:r>
-        <w:t xml:space="preserve"> </w:t>
-      </w:r>
-      <w:r>
-        <w:t xml:space="preserve">(戏衣) and the costume lists called</w:t>
-      </w:r>
-      <w:r>
-        <w:t xml:space="preserve"> </w:t>
-      </w:r>
-      <w:r>
-        <w:rPr>
-          <w:iCs/>
-          <w:i/>
-        </w:rPr>
-        <w:t xml:space="preserve">chuandai tigang</w:t>
-      </w:r>
-      <w:r>
-        <w:t xml:space="preserve"> </w:t>
-      </w:r>
-      <w:r>
-        <w:t xml:space="preserve">(穿戴题纲) before settling into its present form (Liu, C. &amp; Xu, 2021). What came out of this history is a set of rules that match costume to role: which garment a role type wears, which colour suits a given status, and which object a given situation requires (Bonds, 2008; Han, 2019a–2019e; Tan, 2008).</w:t>
+        <w:t xml:space="preserve">(穿关), the costume notes attached to each character in Ming court performances (Liu, C. &amp; Xu, 2021), and what came out of it is a set of rules that match costume to role: which garment a role type wears, which colour suits a given status, and which object a given situation requires (Bonds, 2008; Han, 2019a–2019e; Tan, 2008).</w:t>
       </w:r>
     </w:p>
     <w:p>
@@ -276,23 +246,7 @@
         <w:t xml:space="preserve"> </w:t>
       </w:r>
       <w:r>
-        <w:t xml:space="preserve">is an everyday robe worn by every role type.</w:t>
-      </w:r>
-      <w:r>
-        <w:t xml:space="preserve"> </w:t>
-      </w:r>
-      <w:r>
-        <w:rPr>
-          <w:iCs/>
-          <w:i/>
-        </w:rPr>
-        <w:t xml:space="preserve">Yi</w:t>
-      </w:r>
-      <w:r>
-        <w:t xml:space="preserve"> </w:t>
-      </w:r>
-      <w:r>
-        <w:t xml:space="preserve">covers the remaining garments, divided into long garments, short garments, special-purpose garments and accessories (Han, 2019d, 2019e). The second level is colour. Bright yellow belongs to the emperor, red to the honoured and to festive occasions, and black to the brave and upright; white, which folk custom links to mourning, marks young and upright heroes on stage (Han, 2019a; Cui et al., 2020). The third is motif, with dragons on the python robe and roundels on the</w:t>
+        <w:t xml:space="preserve">is an everyday robe worn by every role type. The second level is colour. Bright yellow belongs to the emperor, red to the honoured and to festive occasions, and black to the brave and upright; white, which folk custom links to mourning, marks young and upright heroes on stage (Han, 2019a; Cui et al., 2020). The third is motif, with dragons on the python robe and roundels on the</w:t>
       </w:r>
       <w:r>
         <w:t xml:space="preserve"> </w:t>
@@ -352,7 +306,7 @@
         <w:pStyle w:val="FirstParagraph"/>
       </w:pPr>
       <w:r>
-        <w:t xml:space="preserve">Digital work on opera costume has followed three routes. One is generation under semantic constraints. Y. Zhang et al. (2026) combine a knowledge graph with a controllable diffusion model, constructing prompts from graph retrieval and checking consistency after generation; they report that no formal user study has yet been carried out. A. Zhang et al. (2026) apply a similar idea to animation, using a multimodal knowledge base and dual-constraint generation to improve the fidelity of costume regulations, and evaluate the system by user preference. A second route is style transfer, which moves motifs from opera costume onto everyday garments (Guo &amp; Liu, 2026). The third is three-dimensional reconstruction of existing costumes for display, teaching and virtual performance (Liu, K. et al., 2022; Su, 2025). Ren et al. (2026), for example, reconstructed 30 Qing court opera costumes, animated them with single-camera motion capture and explored motifs with a diffusion model; their experiment measured perceived reproduction of costume features, usability, immersion and the value of cultural communication.</w:t>
+        <w:t xml:space="preserve">Digital work on opera costume has followed three routes. One is generation under semantic constraints. Y. Zhang et al. (2026) combine a knowledge graph with a controllable diffusion model, constructing prompts from graph retrieval and checking consistency after generation; they report that no formal user study has yet been carried out. A. Zhang et al. (2026) apply a similar idea to animation, using a multimodal knowledge base and dual-constraint generation to improve the fidelity of costume regulations, and evaluate the system by user preference. A second route is style transfer, which moves motifs from opera costume onto everyday garments (Guo &amp; Liu, 2026). The third is three-dimensional reconstruction of existing costumes for display, teaching and virtual performance (Hu &amp; Wang, 2026; Liu, K. et al., 2022; Su, 2025). Ren et al. (2026) reconstructed 30 Qing court opera costumes and evaluated them by perceived reproduction of costume features, usability and immersion.</w:t>
       </w:r>
     </w:p>
     <w:p>
@@ -360,7 +314,7 @@
         <w:pStyle w:val="BodyText"/>
       </w:pPr>
       <w:r>
-        <w:t xml:space="preserve">Studies of the design process have asked a different question. Rizzi and Bertola (2025) observed how master’s students divided design work with generative tools, Jin et al. (2024) described how designers use such tools for early concept development, and Wu and Li (2025) interviewed ten practitioners about generative AI in textile design. These studies are concerned with whether the tools are usable and useful. Whether their output conforms to the conventions of the trade has not been their subject. Audits of text-to-image systems, for their part, have treated cultural accuracy as a question of representation: whether outputs amplify stereotypes (Bianchi et al., 2023), how well they reflect the places named in a prompt (Basu et al., 2023), and how the text encoder shapes a model’s cultural point of view (Ventura et al., 2025). A codified dress system allows a stricter test, because the correct answer is written down before any image is generated.</w:t>
+        <w:t xml:space="preserve">Studies of the design process have asked a different question. Rizzi and Bertola (2025) observed how master’s students divided design work with generative tools, Jin et al. (2024) described how designers use such tools for early concept development, and Wu and Li (2025) interviewed ten practitioners about generative AI in textile design. These studies are concerned with whether the tools are usable and useful. Whether their output conforms to the conventions of the trade has not been their subject. Audits of text-to-image systems, for their part, have treated cultural accuracy as a question of representation: whether outputs amplify stereotypes (Bianchi et al., 2023), how well they reflect the places named in a prompt (Basu et al., 2023), and how the text encoder shapes a model’s cultural point of view (Ventura et al., 2025). Closer to heritage, Çelik (2026) scored generated vernacular houses against a morphological matrix weighted by expert judgement, and Galindo-Durán et al. (2026) proposed a protocol in which experts rate the historical rigour of generated heritage images on a twelve-item scale. A codified dress system allows a stricter test, because the correct answer is written down before any image is generated and each item can be judged right or wrong rather than rated.</w:t>
       </w:r>
     </w:p>
     <w:bookmarkEnd w:id="22"/>
@@ -378,7 +332,7 @@
         <w:pStyle w:val="FirstParagraph"/>
       </w:pPr>
       <w:r>
-        <w:t xml:space="preserve">Two gaps follow from this literature. No study has yet audited generated costumes against the dress code itself. Current evaluations rely on informal feedback (Zhang, Y. et al., 2026), user preference (Zhang, A. et al., 2026), visual fidelity, or perceived reproduction and immersion (Ren et al., 2026), which treat cultural fidelity as a matter of impression. A dress code is a matter of rules, and a visually convincing image can break three of them at once. The effect of the prompt has also not been measured separately. Systems that build costume knowledge into their architecture cannot distinguish what the model already knows from what the prompt supplies; that requires comparing prompts with and without the dress code on the same roles, across channels. This study addresses both gaps. It sets aside the question of whether a model</w:t>
+        <w:t xml:space="preserve">Two gaps follow from this literature. No study has yet audited generated costumes against the dress code itself. Current evaluations rely on informal feedback (Zhang, Y. et al., 2026), user preference (Zhang, A. et al., 2026), visual fidelity, perceived reproduction and immersion (Ren et al., 2026), or expert ratings (Çelik, 2026; Galindo-Durán et al., 2026), which treat cultural fidelity as a matter of degree. A dress code is a matter of rules, and a visually convincing image can break three of them at once. The effect of the prompt has also not been measured separately. Systems that build costume knowledge into their architecture cannot distinguish what the model already knows from what the prompt supplies; that requires comparing prompts with and without the dress code on the same roles, across channels. This study addresses both gaps. It sets aside the question of whether a model</w:t>
       </w:r>
       <w:r>
         <w:t xml:space="preserve"> </w:t>
@@ -476,7 +430,7 @@
         <w:pStyle w:val="FirstParagraph"/>
       </w:pPr>
       <w:r>
-        <w:t xml:space="preserve">All prompts were in English. One channel is a Meta product, and sending identical text to all three channels required a language that all of them support; English prompts also match the terms used in this article. Chinese prompts were not tested. Each prompt named the role, the play and the role type, followed by a fixed instruction:</w:t>
+        <w:t xml:space="preserve">All prompts were in English. English was used because all three channels accept it and it matches the terms used in this article. Chinese prompts were not tested. Each prompt named the role, the play and the role type, followed by a fixed instruction:</w:t>
       </w:r>
       <w:r>
         <w:t xml:space="preserve"> </w:t>
@@ -739,7 +693,7 @@
         <w:pStyle w:val="FirstParagraph"/>
       </w:pPr>
       <w:r>
-        <w:t xml:space="preserve">With the dress code in the prompt, the odds of a violation fell to 6.6% of their P1 level (OR = 0.066, 95% CI 0.038–0.116, p &lt; .001). Against Hunyuan Image Alpha, the OR was 0.128 for Doubao (0.082–0.201) and 0.040 for Meta AI (0.021–0.077). The channel × strategy interaction was not significant (p = .18 and .26), so the prompt helped all three channels by a similar proportion. Even so, two thirds of Hunyuan Image Alpha’s P2 images still broke at least one rule.</w:t>
+        <w:t xml:space="preserve">Under P2 the odds of a violation were 6.6% of their P1 level (OR = 0.066, 95% CI 0.038–0.116, p &lt; .001). Because P2 added both dress-code content and about 30 words of length, this estimates the effect of the prompt strategy as a whole, not of its content alone. Against Hunyuan Image Alpha, the OR was 0.128 for Doubao (0.082–0.201) and 0.040 for Meta AI (0.021–0.077). The channel × strategy interaction was not significant (p = .18 and .26), so the difference between strategies was of similar proportion in all three channels. Even so, two thirds of Hunyuan Image Alpha’s P2 images still broke at least one rule.</w:t>
       </w:r>
     </w:p>
     <w:bookmarkEnd w:id="35"/>
@@ -852,7 +806,7 @@
         <w:t xml:space="preserve"> </w:t>
       </w:r>
       <w:r>
-        <w:t xml:space="preserve">(S34-2). Three Meta AI images of Bao Zheng painted his face on the back of his head (S10-1, S10-3, S36-3). Other images showed a second performer and a plastic stool in the frame (S01) or gave a role the wrong gender or role type (S03-1, S22-3). In the seven sensitivity analyses the OR for P2 ranged from 0.041 to 0.084, for Doubao from 0.100 to 0.180 and for Meta AI from 0.040 to 0.055 (Supplementary material S2).</w:t>
+        <w:t xml:space="preserve">(S34-2). Three Meta AI images of Bao Zheng painted his face on the back of his head (S10-1, S10-3, S36-3). In the seven sensitivity analyses the OR for P2 ranged from 0.041 to 0.084, for Doubao from 0.100 to 0.180 and for Meta AI from 0.040 to 0.055 (Supplementary material S2).</w:t>
       </w:r>
     </w:p>
     <w:bookmarkEnd w:id="37"/>
@@ -924,17 +878,17 @@
         <w:pStyle w:val="BodyText"/>
       </w:pPr>
       <w:r>
-        <w:t xml:space="preserve">The three channels seem to have learned what Peking opera costume looks like without learning who may wear what. The dress code ties each costume to a character, a role type and a play at once, whereas a generative model is only asked for something that looks like Peking opera. Every one of the 144 images was recognisable as a theatre figure, and fewer than four in ten were correct.</w:t>
+        <w:t xml:space="preserve">The outputs are consistent with models that have learned what Peking opera costume looks like but not who may wear what. The dress code ties each costume to a character, a role type and a play at once, whereas a generative model is only asked for something that looks like Peking opera. Every one of the 144 images was recognisable as a theatre figure, and fewer than four in ten were correct.</w:t>
       </w:r>
     </w:p>
     <w:bookmarkEnd w:id="39"/>
-    <w:bookmarkStart w:id="40" w:name="X3cecf0a32b5453b14cf9d2b12ff74a4a5beaf6a"/>
+    <w:bookmarkStart w:id="40" w:name="X71368cd2c7d2a00c5c3f20c8eaab1459f16861f"/>
     <w:p>
       <w:pPr>
         <w:pStyle w:val="Heading3"/>
       </w:pPr>
       <w:r>
-        <w:t xml:space="preserve">4.2 Stating the dress code works for those who already know it</w:t>
+        <w:t xml:space="preserve">4.2 Stating the dress code helps only those who already know it</w:t>
       </w:r>
     </w:p>
     <w:p>
@@ -942,7 +896,7 @@
         <w:pStyle w:val="FirstParagraph"/>
       </w:pPr>
       <w:r>
-        <w:t xml:space="preserve">Writing garment, colour, motif, headwear, accessories and face into the prompt cut the odds of a violation by more than an order of magnitude in every channel. The information that made this possible came from published sources, stage practice and the designer’s own training. The model contributed none of it.</w:t>
+        <w:t xml:space="preserve">With garment, colour, motif, headwear, accessories and face written into the prompt, the odds of a violation were more than an order of magnitude lower in every channel. The information in P2 came from published sources, stage practice and the designer’s own training; the model contributed none of it. Because P2 is built from the same rules as the codebook, it measures how far the channels carry out written instructions, not whether they know the dress code.</w:t>
       </w:r>
     </w:p>
     <w:p>
@@ -950,7 +904,7 @@
         <w:pStyle w:val="BodyText"/>
       </w:pPr>
       <w:r>
-        <w:t xml:space="preserve">Generative tools make drawing cheap, but knowing what is correct costs as much as before, and that knowledge now carries more of the weight. It also means the prompt cannot replace review: two thirds of Hunyuan Image Alpha’s P2 images still contained an error. One might object that P2 simply hands the model the answers. That is what the comparison was designed to test, and the answer is mixed. Models followed stated rules on colour almost perfectly but kept failing on the headwear and small markers that had failed under P1, which suggests that some rules are hard for these systems to carry out even when they are written down. Both translation errors (Section 3.5) also occurred under P2, so the estimated benefit of stating the code is, if anything, conservative.</w:t>
+        <w:t xml:space="preserve">Generative tools make drawing cheap, but knowing what is correct costs as much as before, and that knowledge now carries more of the weight. It also means the prompt cannot replace review: two thirds of Hunyuan Image Alpha’s P2 images still contained an error. One might object that P2 simply hands the model the answers. That is what the comparison was designed to test, and the answer is mixed. Models followed stated rules on colour almost perfectly but kept failing on the headwear and small markers that had failed under P1, which suggests that some rules are hard for these systems to carry out even when they are written down. Both translation errors (Section 3.5) also occurred under P2, so the estimated benefit of the P2 strategy is, if anything, conservative.</w:t>
       </w:r>
     </w:p>
     <w:bookmarkEnd w:id="40"/>
@@ -1054,7 +1008,7 @@
         <w:t xml:space="preserve"> </w:t>
       </w:r>
       <w:r>
-        <w:t xml:space="preserve">as the most common everyday garment on the Peking opera stage, and a model given a literal gloss turns it into the most generic one. For designers who write prompts in a second language, the more specialised the term, the greater this risk. This fits the argument of Ventura et al. (2025) that the text encoder shapes a model’s cultural reading. Whether Chinese prompts avoid the problem is a question for further work.</w:t>
+        <w:t xml:space="preserve">as the most common everyday garment on the Peking opera stage, and a model given a literal gloss turns it into the most generic one. For designers who write prompts in a second language, the more specialised the term, the greater this risk. Whether Chinese prompts avoid the problem is a question for further work.</w:t>
       </w:r>
     </w:p>
     <w:bookmarkEnd w:id="42"/>
@@ -1072,7 +1026,7 @@
         <w:pStyle w:val="FirstParagraph"/>
       </w:pPr>
       <w:r>
-        <w:t xml:space="preserve">Three habits follow for costume designers. Review generated costumes against a checklist of required items for each role, with particular attention to small markers. Write the dress code into the prompt, and for terms without an established English name keep the pinyin and add a short description of the form. Test a tool on a small set of roles before adopting it, and keep a human decision at the end of the process.</w:t>
+        <w:t xml:space="preserve">Three habits follow for costume designers. Review generated costumes against a checklist of required items for each role, with particular attention to small markers. Write the dress code into the prompt, and for terms without an established English name keep the pinyin and add a short description of the form. Test a tool on a small set of roles before adopting it, and keep a human decision at the end of the process. The audit procedure itself, a written standard fixed before generation and checked item by item, can be applied to other dress systems with written rules, such as uniforms or liturgical vestments. Peking opera’s dress code is unusually well documented, however, and the procedure reaches only as far as a system’s rules are written down.</w:t>
       </w:r>
     </w:p>
     <w:bookmarkEnd w:id="43"/>
@@ -1090,7 +1044,7 @@
         <w:pStyle w:val="FirstParagraph"/>
       </w:pPr>
       <w:r>
-        <w:t xml:space="preserve">The study tested three consumer channels on a single day with English prompts. Their internal prompt handling could not be observed, model updates may change the results, and the effects of language and channel could not be separated. Blinding was incomplete for two of the three channels. The second coder was a language model, and coder A consulted an AI assistant for references and terminology while coding. Sources differ on whether Guan Yu’s helmet may carry plumes; treating those three images as compliant does not change the conclusions (Supplementary material S2). The eight roles cover part of the repertoire, with three images per condition, and fine detail was not assessed. The three channels were a purposive sample, so the differences between them should not be read as a ranking of products, and whether other generators, including open-source models, show the same pattern needs separate testing.</w:t>
+        <w:t xml:space="preserve">The study tested three consumer channels on a single day with English prompts. Their internal prompt handling could not be observed, model updates may change the results, and the effects of language and channel could not be separated. Blinding was incomplete for two of the three channels. Labels concealed the prompt strategy, but because P2 images tend to show the specified items, the strategy could often be inferred from the image itself. P2 also differed from P1 in length (61–77 against 32–37 words), so the effect of its content cannot be separated from that of its length; a follow-up with a length-matched prompt that contains no dress-code content is planned (Supplementary material S1). I generated all the images myself, so memory may have weakened blinding further. The second coder was a language model, and coder A consulted an AI assistant for references and terminology while coding. The codebook covers only rules written down in the sources; conventions that live in stage practice, such as layering and role-type habits, were not coded, so the violation rates are a lower bound. Hunyuan Image Alpha is identified from the platform’s own request log, which I could not verify independently. Sources differ on whether Guan Yu’s helmet may carry plumes; treating those three images as compliant does not change the conclusions (Supplementary material S2). The eight roles cover part of the repertoire, with three images per condition, and fine detail was not assessed. The three channels were a purposive sample, so the differences between them should not be read as a ranking of products, and whether other generators, including open-source models, show the same pattern needs separate testing.</w:t>
       </w:r>
     </w:p>
     <w:bookmarkEnd w:id="44"/>
@@ -1109,7 +1063,7 @@
         <w:pStyle w:val="FirstParagraph"/>
       </w:pPr>
       <w:r>
-        <w:t xml:space="preserve">Asked for a named Peking opera role, three image generators broke the dress code more often than they kept it, most of all in headwear and the small markers that identify a character. Writing the code into the prompt prevented most of these errors, but only a user who already knows the code can write it. The three channels reproduce the look of the costume without the knowledge of who may wear what. They can draw a costume for a designer; deciding whether it is right is still the designer’s work.</w:t>
+        <w:t xml:space="preserve">Asked for a named Peking opera role, the three channels tested on 21 October 2026 broke the dress code more often than they kept it. Errors concentrated in headwear and the small markers that identify a character, the items with the least area and the most meaning. With the code written into the prompt, most of these errors disappeared but not all, and only a user who already knows the code can write it. The rates will change as the services are updated. What transfers is the codebook and the procedure, with which newer generators can be tested for the same pattern. The three channels reproduce the look of the costume without the knowledge of who may wear what: they can draw a costume for a designer, but deciding whether it is right is still the designer’s work.</w:t>
       </w:r>
     </w:p>
     <w:bookmarkEnd w:id="46"/>
@@ -1278,6 +1232,27 @@
         <w:pStyle w:val="BodyText"/>
       </w:pPr>
       <w:r>
+        <w:t xml:space="preserve">Çelik, T. (2026). AI and the syntax of tradition: Quantifying morphological fidelity in generative representations of vernacular housing.</w:t>
+      </w:r>
+      <w:r>
+        <w:t xml:space="preserve"> </w:t>
+      </w:r>
+      <w:r>
+        <w:rPr>
+          <w:iCs/>
+          <w:i/>
+        </w:rPr>
+        <w:t xml:space="preserve">Architectural Science Review</w:t>
+      </w:r>
+      <w:r>
+        <w:t xml:space="preserve">. Advance online publication. https://doi.org/10.1080/00038628.2026.2649592</w:t>
+      </w:r>
+    </w:p>
+    <w:p>
+      <w:pPr>
+        <w:pStyle w:val="BodyText"/>
+      </w:pPr>
+      <w:r>
         <w:t xml:space="preserve">Cohen, J. (1960). A coefficient of agreement for nominal scales.</w:t>
       </w:r>
       <w:r>
@@ -1356,6 +1331,48 @@
         <w:pStyle w:val="BodyText"/>
       </w:pPr>
       <w:r>
+        <w:t xml:space="preserve">Galindo-Durán, A., Prego de Oliver-López, C., &amp; Bernal-Bravo, C. (2026). A methodological protocol for the generation and evaluation of AI-generated cultural heritage content.</w:t>
+      </w:r>
+      <w:r>
+        <w:t xml:space="preserve"> </w:t>
+      </w:r>
+      <w:r>
+        <w:rPr>
+          <w:iCs/>
+          <w:i/>
+        </w:rPr>
+        <w:t xml:space="preserve">Journal of Cultural Heritage, 81</w:t>
+      </w:r>
+      <w:r>
+        <w:t xml:space="preserve">, 370–381. https://doi.org/10.1016/j.culher.2026.08.010</w:t>
+      </w:r>
+    </w:p>
+    <w:p>
+      <w:pPr>
+        <w:pStyle w:val="BodyText"/>
+      </w:pPr>
+      <w:r>
+        <w:t xml:space="preserve">Gong, Y. (2026, June 18). In the age of AI, is Chinese opera being revived or reduced?</w:t>
+      </w:r>
+      <w:r>
+        <w:t xml:space="preserve"> </w:t>
+      </w:r>
+      <w:r>
+        <w:rPr>
+          <w:iCs/>
+          <w:i/>
+        </w:rPr>
+        <w:t xml:space="preserve">Sixth Tone</w:t>
+      </w:r>
+      <w:r>
+        <w:t xml:space="preserve">. https://www.sixthtone.com/news/1018674</w:t>
+      </w:r>
+    </w:p>
+    <w:p>
+      <w:pPr>
+        <w:pStyle w:val="BodyText"/>
+      </w:pPr>
+      <w:r>
         <w:t xml:space="preserve">Guo, Y., &amp; Liu, K. (2026). FLUX–CPSC: A multimodal-driven framework for high-fidelity transfer of traditional Chinese opera costume elements.</w:t>
       </w:r>
       <w:r>
@@ -1507,6 +1524,27 @@
       </w:r>
       <w:r>
         <w:t xml:space="preserve">, (11), 58–63.</w:t>
+      </w:r>
+    </w:p>
+    <w:p>
+      <w:pPr>
+        <w:pStyle w:val="BodyText"/>
+      </w:pPr>
+      <w:r>
+        <w:t xml:space="preserve">Hu, B., &amp; Wang, S. (2026). Digital restoration of traditional Huizhou clothing based on 3D modeling and virtual fitting technology.</w:t>
+      </w:r>
+      <w:r>
+        <w:t xml:space="preserve"> </w:t>
+      </w:r>
+      <w:r>
+        <w:rPr>
+          <w:iCs/>
+          <w:i/>
+        </w:rPr>
+        <w:t xml:space="preserve">The Journal of The Textile Institute, 117</w:t>
+      </w:r>
+      <w:r>
+        <w:t xml:space="preserve">(4), [PAGES]. https://doi.org/[DOI]</w:t>
       </w:r>
     </w:p>
     <w:p>

--- a/research/sci-publication-plan/p1/submission/manuscript_anonymised.docx
+++ b/research/sci-publication-plan/p1/submission/manuscript_anonymised.docx
@@ -1544,7 +1544,7 @@
         <w:t xml:space="preserve">The Journal of The Textile Institute, 117</w:t>
       </w:r>
       <w:r>
-        <w:t xml:space="preserve">(4), [PAGES]. https://doi.org/[DOI]</w:t>
+        <w:t xml:space="preserve">(4), 808–822. https://doi.org/10.1080/00405000.2025.2520431</w:t>
       </w:r>
     </w:p>
     <w:p>

--- a/research/sci-publication-plan/p1/submission/manuscript_anonymised.docx
+++ b/research/sci-publication-plan/p1/submission/manuscript_anonymised.docx
@@ -131,7 +131,7 @@
         <w:pStyle w:val="BodyText"/>
       </w:pPr>
       <w:r>
-        <w:t xml:space="preserve">An image can be recognisable at a glance as a Peking opera figure and still put a python robe on the wrong character, leave Su San without her cangue or paint Bao Zheng’s face on the back of his head. Such errors may pass unnoticed by a layperson, while an expert would see them at once. Since most people who now use these tools are laypeople, the question of whether generative models belong in this workflow calls for a rule-by-rule check against the dress code.</w:t>
+        <w:t xml:space="preserve">An image can be recognisable at a glance as a Peking opera figure and still put a python robe on the wrong character, leave Su San without her cangue or paint Bao Zheng’s face on the back of his head. Such errors may pass unnoticed by a layperson. Since these tools are now used by the general public (Gong, 2026), the question of whether generative models belong in this workflow calls for a rule-by-rule check against the dress code.</w:t>
       </w:r>
     </w:p>
     <w:p>
